--- a/docs/ТЗ_Фонд_доктора_Юдина_Tilda.docx
+++ b/docs/ТЗ_Фонд_доктора_Юдина_Tilda.docx
@@ -17,7 +17,7 @@
         <w:pStyle w:val="Title"/>
       </w:pPr>
       <w:r>
-        <w:t>Благотворительный фонд доктора Юдина — техническое задание</w:t>
+        <w:t>Благотворительный фонд доктора Юдина - техническое задание</w:t>
       </w:r>
     </w:p>
     <w:p>
@@ -25,7 +25,7 @@
         <w:pStyle w:val="Subtitle"/>
       </w:pPr>
       <w:r>
-        <w:t>Двухстраничный сайт фонда: миссия, помощь, проекты и отчётность</w:t>
+        <w:t>Двухстраничный сайт фонда: миссия, помощь, проекты и отчетность</w:t>
       </w:r>
     </w:p>
     <w:tbl>
@@ -328,7 +328,7 @@
     </w:p>
     <w:p>
       <w:r>
-        <w:t>Проект: Благотворительный фонд доктора Юдина. Объём: 2 страницы. Новая версия не копирует основной сайт клиники, а решает самостоятельную задачу внутри единой экосистемы.</w:t>
+        <w:t>Проект: Благотворительный фонд доктора Юдина. Объем: 2 страницы. У лендинга самостоятельная задача и единая визуальная связь с сайтом клиники.</w:t>
       </w:r>
     </w:p>
     <w:tbl>
@@ -430,7 +430,7 @@
                 <w:color w:val="3D3D39"/>
                 <w:sz w:val="16"/>
               </w:rPr>
-              <w:t>повысить доверие, принимать пожертвования и обращения, показывать подтверждённые результаты</w:t>
+              <w:t>повысить доверие, принимать пожертвования и обращения, показывать подтвержденные результаты</w:t>
             </w:r>
           </w:p>
         </w:tc>
@@ -476,7 +476,7 @@
                 <w:color w:val="3D3D39"/>
                 <w:sz w:val="16"/>
               </w:rPr>
-              <w:t>благотворители, корпоративные партнёры, заявители, подопечные и их представители</w:t>
+              <w:t>благотворители, корпоративные партнеры, заявители, подопечные и их представители</w:t>
             </w:r>
           </w:p>
         </w:tc>
@@ -680,7 +680,7 @@
         <w:pStyle w:val="ListBullet"/>
       </w:pPr>
       <w:r>
-        <w:t>Благотворитель понимает миссию → проверяет результаты и документы → делает разовый или регулярный платёж.</w:t>
+        <w:t>Благотворитель понимает миссию → проверяет результаты и документы → делает разовый или регулярный платеж.</w:t>
       </w:r>
     </w:p>
     <w:p>
@@ -688,7 +688,7 @@
         <w:pStyle w:val="ListBullet"/>
       </w:pPr>
       <w:r>
-        <w:t>Партнёр изучает проекты → предлагает оборудование, экспертизу или совместную инициативу.</w:t>
+        <w:t>Партнер изучает проекты → предлагает оборудование, экспертизу или совместную инициативу.</w:t>
       </w:r>
     </w:p>
     <w:p>
@@ -1087,7 +1087,7 @@
                 <w:color w:val="3D3D39"/>
                 <w:sz w:val="16"/>
               </w:rPr>
-              <w:t>Тёплый акцент</w:t>
+              <w:t>Теплый акцент</w:t>
             </w:r>
           </w:p>
         </w:tc>
@@ -1129,7 +1129,7 @@
                 <w:color w:val="3D3D39"/>
                 <w:sz w:val="16"/>
               </w:rPr>
-              <w:t>Только на тёмно-зелёных секциях</w:t>
+              <w:t>Только на темно-зеленых секциях</w:t>
             </w:r>
           </w:p>
         </w:tc>
@@ -1213,7 +1213,7 @@
         <w:pStyle w:val="ListBullet"/>
       </w:pPr>
       <w:r>
-        <w:t>Скругления карточек 20–28 px, кнопки капсульные.</w:t>
+        <w:t>Скругления карточек 20-28 px, кнопки капсульные.</w:t>
       </w:r>
     </w:p>
     <w:p>
@@ -1221,7 +1221,7 @@
         <w:pStyle w:val="ListBullet"/>
       </w:pPr>
       <w:r>
-        <w:t>Фотографии — документальные, естественный свет; не использовать стоковые изображения процедур без проверки.</w:t>
+        <w:t>Фотографии - документальные, естественный свет; не использовать стоковые изображения процедур без проверки.</w:t>
       </w:r>
     </w:p>
     <w:p>
@@ -1229,7 +1229,7 @@
         <w:pStyle w:val="ListBullet"/>
       </w:pPr>
       <w:r>
-        <w:t>На тёмном фоне обеспечить контраст не ниже WCAG AA.</w:t>
+        <w:t>На темном фоне обеспечить контраст не ниже WCAG AA.</w:t>
       </w:r>
     </w:p>
     <w:p>
@@ -1616,7 +1616,7 @@
         <w:pStyle w:val="Heading2"/>
       </w:pPr>
       <w:r>
-        <w:t>5.1. Главная — миссия и помощь</w:t>
+        <w:t>5.1. Главная - миссия и помощь</w:t>
       </w:r>
     </w:p>
     <w:p>
@@ -2140,7 +2140,7 @@
                 <w:color w:val="3D3D39"/>
                 <w:sz w:val="16"/>
               </w:rPr>
-              <w:t>—</w:t>
+              <w:t>-</w:t>
             </w:r>
           </w:p>
         </w:tc>
@@ -2161,7 +2161,7 @@
                 <w:color w:val="3D3D39"/>
                 <w:sz w:val="16"/>
               </w:rPr>
-              <w:t>Утверждённая миссия</w:t>
+              <w:t>Утвержденная миссия</w:t>
             </w:r>
           </w:p>
         </w:tc>
@@ -2273,7 +2273,7 @@
                 <w:color w:val="3D3D39"/>
                 <w:sz w:val="16"/>
               </w:rPr>
-              <w:t>—</w:t>
+              <w:t>-</w:t>
             </w:r>
           </w:p>
         </w:tc>
@@ -2381,7 +2381,7 @@
                 <w:color w:val="3D3D39"/>
                 <w:sz w:val="16"/>
               </w:rPr>
-              <w:t>Роль Д.К. Юдина, подтверждённая биография.</w:t>
+              <w:t>Роль Д.К. Юдина, подтвержденная биография.</w:t>
             </w:r>
           </w:p>
         </w:tc>
@@ -2513,7 +2513,7 @@
                 <w:color w:val="3D3D39"/>
                 <w:sz w:val="16"/>
               </w:rPr>
-              <w:t>Только проверяемые показатели со ссылкой на отчёты.</w:t>
+              <w:t>Только проверяемые показатели со ссылкой на отчеты.</w:t>
             </w:r>
           </w:p>
         </w:tc>
@@ -2643,7 +2643,7 @@
                 <w:color w:val="3D3D39"/>
                 <w:sz w:val="16"/>
               </w:rPr>
-              <w:t>Платёж, партнёрство, информационная помощь.</w:t>
+              <w:t>Платеж, партнерство, информационная помощь.</w:t>
             </w:r>
           </w:p>
         </w:tc>
@@ -2905,7 +2905,7 @@
                 <w:color w:val="3D3D39"/>
                 <w:sz w:val="16"/>
               </w:rPr>
-              <w:t>Помощь / партнёрство / другой вопрос.</w:t>
+              <w:t>Помощь / партнерство / другой вопрос.</w:t>
             </w:r>
           </w:p>
         </w:tc>
@@ -3037,7 +3037,7 @@
                 <w:color w:val="3D3D39"/>
                 <w:sz w:val="16"/>
               </w:rPr>
-              <w:t>Реквизиты, контакты, отчёты, документы.</w:t>
+              <w:t>Реквизиты, контакты, отчеты, документы.</w:t>
             </w:r>
           </w:p>
         </w:tc>
@@ -3059,7 +3059,7 @@
                 <w:color w:val="3D3D39"/>
                 <w:sz w:val="16"/>
               </w:rPr>
-              <w:t>—</w:t>
+              <w:t>-</w:t>
             </w:r>
           </w:p>
         </w:tc>
@@ -3102,7 +3102,7 @@
     </w:p>
     <w:p>
       <w:r>
-        <w:t>Сформировать доказательную базу деятельности фонда и прозрачную отчётность.</w:t>
+        <w:t>Сформировать доказательную базу деятельности фонда и прозрачную отчетность.</w:t>
       </w:r>
     </w:p>
     <w:tbl>
@@ -3492,7 +3492,7 @@
                 <w:color w:val="3D3D39"/>
                 <w:sz w:val="16"/>
               </w:rPr>
-              <w:t>—</w:t>
+              <w:t>-</w:t>
             </w:r>
           </w:p>
         </w:tc>
@@ -3732,7 +3732,7 @@
                 <w:color w:val="3D3D39"/>
                 <w:sz w:val="16"/>
               </w:rPr>
-              <w:t>Запрос → проверка → решение → передача → отчёт.</w:t>
+              <w:t>Запрос → проверка → решение → передача → отчет.</w:t>
             </w:r>
           </w:p>
         </w:tc>
@@ -3841,7 +3841,7 @@
                 <w:color w:val="3D3D39"/>
                 <w:sz w:val="16"/>
               </w:rPr>
-              <w:t>Отчёты</w:t>
+              <w:t>Отчеты</w:t>
             </w:r>
           </w:p>
         </w:tc>
@@ -3862,7 +3862,7 @@
                 <w:color w:val="3D3D39"/>
                 <w:sz w:val="16"/>
               </w:rPr>
-              <w:t>Годовые отчёты, уставные документы, реестр оборудования.</w:t>
+              <w:t>Годовые отчеты, уставные документы, реестр оборудования.</w:t>
             </w:r>
           </w:p>
         </w:tc>
@@ -4016,7 +4016,7 @@
                 <w:color w:val="3D3D39"/>
                 <w:sz w:val="16"/>
               </w:rPr>
-              <w:t>—</w:t>
+              <w:t>-</w:t>
             </w:r>
           </w:p>
         </w:tc>
@@ -4103,7 +4103,7 @@
                 <w:color w:val="3D3D39"/>
                 <w:sz w:val="16"/>
               </w:rPr>
-              <w:t>Партнёры</w:t>
+              <w:t>Партнеры</w:t>
             </w:r>
           </w:p>
         </w:tc>
@@ -4145,7 +4145,7 @@
                 <w:color w:val="3D3D39"/>
                 <w:sz w:val="16"/>
               </w:rPr>
-              <w:t>Стать партнёром</w:t>
+              <w:t>Стать партнером</w:t>
             </w:r>
           </w:p>
         </w:tc>
@@ -4256,7 +4256,7 @@
                 <w:color w:val="3D3D39"/>
                 <w:sz w:val="16"/>
               </w:rPr>
-              <w:t>Целевые сборы, отчётность, проверка обращений.</w:t>
+              <w:t>Целевые сборы, отчетность, проверка обращений.</w:t>
             </w:r>
           </w:p>
         </w:tc>
@@ -4278,7 +4278,7 @@
                 <w:color w:val="3D3D39"/>
                 <w:sz w:val="16"/>
               </w:rPr>
-              <w:t>—</w:t>
+              <w:t>-</w:t>
             </w:r>
           </w:p>
         </w:tc>
@@ -4407,7 +4407,7 @@
                 <w:color w:val="3D3D39"/>
                 <w:sz w:val="16"/>
               </w:rPr>
-              <w:t>—</w:t>
+              <w:t>-</w:t>
             </w:r>
           </w:p>
         </w:tc>
@@ -4452,12 +4452,12 @@
         <w:pStyle w:val="Heading3"/>
       </w:pPr>
       <w:r>
-        <w:t>Платёжная форма</w:t>
+        <w:t>Платежная форма</w:t>
       </w:r>
     </w:p>
     <w:p>
       <w:r>
-        <w:t>Поля: имя (опционально), e-mail для чека, сумма, регулярность, оферта. Передача платёжному провайдеру; сайт не хранит карточные данные.</w:t>
+        <w:t>Поля: имя (опционально), e-mail для чека, сумма, регулярность, оферта. Передача платежному провайдеру; сайт не хранит карточные данные.</w:t>
       </w:r>
     </w:p>
     <w:p>
@@ -4470,7 +4470,7 @@
     </w:p>
     <w:p>
       <w:r>
-        <w:t>Поля: ФИО заявителя, контакты, регион, категория обращения, краткое описание, согласие. Первичное письмо без медицинских файлов; защищённый канал документов предоставляется после ответа.</w:t>
+        <w:t>Поля: ФИО заявителя, контакты, регион, категория обращения, краткое описание, согласие. Первичное письмо без медицинских файлов; защищенный канал документов предоставляется после ответа.</w:t>
       </w:r>
     </w:p>
     <w:p>
@@ -4478,7 +4478,7 @@
         <w:pStyle w:val="Heading3"/>
       </w:pPr>
       <w:r>
-        <w:t>Партнёрство</w:t>
+        <w:t>Партнерство</w:t>
       </w:r>
     </w:p>
     <w:p>
@@ -4759,7 +4759,7 @@
                 <w:color w:val="3D3D39"/>
                 <w:sz w:val="16"/>
               </w:rPr>
-              <w:t>Проекты и отчёты фонда доктора Юдина</w:t>
+              <w:t>Проекты и отчеты фонда доктора Юдина</w:t>
             </w:r>
           </w:p>
         </w:tc>
@@ -4781,7 +4781,7 @@
                 <w:color w:val="3D3D39"/>
                 <w:sz w:val="16"/>
               </w:rPr>
-              <w:t>Истории помощи, переданное оборудование, партнёры и документы фонда.</w:t>
+              <w:t>Истории помощи, переданное оборудование, партнеры и документы фонда.</w:t>
             </w:r>
           </w:p>
         </w:tc>
@@ -4819,7 +4819,7 @@
         <w:pStyle w:val="ListBullet"/>
       </w:pPr>
       <w:r>
-        <w:t>Один H1 на странице; последовательная H2–H3 структура.</w:t>
+        <w:t>Один H1 на странице; последовательная H2-H3 структура.</w:t>
       </w:r>
     </w:p>
     <w:p>
@@ -5588,7 +5588,7 @@
                 <w:color w:val="3D3D39"/>
                 <w:sz w:val="16"/>
               </w:rPr>
-              <w:t>Оригиналы без мессенджер-сжатия, согласия изображённых лиц, подписи и даты</w:t>
+              <w:t>Оригиналы без мессенджер-сжатия, согласия изображенных лиц, подписи и даты</w:t>
             </w:r>
           </w:p>
         </w:tc>
@@ -5852,7 +5852,7 @@
                 <w:color w:val="3D3D39"/>
                 <w:sz w:val="16"/>
               </w:rPr>
-              <w:t>Подтверждённые названия, регион, ссылки на официальные документы и профили</w:t>
+              <w:t>Подтвержденные названия, регион, ссылки на официальные документы и профили</w:t>
             </w:r>
           </w:p>
         </w:tc>
@@ -6204,7 +6204,7 @@
                 <w:color w:val="3D3D39"/>
                 <w:sz w:val="16"/>
               </w:rPr>
-              <w:t>Дата, получатель, объём помощи, акт, фото, результат, согласия</w:t>
+              <w:t>Дата, получатель, объем помощи, акт, фото, результат, согласия</w:t>
             </w:r>
           </w:p>
         </w:tc>
@@ -6368,7 +6368,7 @@
         <w:pStyle w:val="ListBullet"/>
       </w:pPr>
       <w:r>
-        <w:t>Истории подопечных публиковать только с документированным согласием; для детей — согласие законного представителя.</w:t>
+        <w:t>Истории подопечных публиковать только с документированным согласием; для детей - согласие законного представителя.</w:t>
       </w:r>
     </w:p>
     <w:p>
@@ -6376,7 +6376,7 @@
         <w:pStyle w:val="ListBullet"/>
       </w:pPr>
       <w:r>
-        <w:t>Все суммы, количество переданных приборов и результаты подтверждаются актами/отчётами.</w:t>
+        <w:t>Все суммы, количество переданных приборов и результаты подтверждаются актами/отчетами.</w:t>
       </w:r>
     </w:p>
     <w:p>
@@ -6384,7 +6384,7 @@
         <w:pStyle w:val="ListBullet"/>
       </w:pPr>
       <w:r>
-        <w:t>Платёжный интерфейс должен показывать юрлицо, назначение, оферту, регулярность и способ отмены.</w:t>
+        <w:t>Платежный интерфейс должен показывать юрлицо, назначение, оферту, регулярность и способ отмены.</w:t>
       </w:r>
     </w:p>
     <w:p>
@@ -6408,7 +6408,7 @@
         <w:pStyle w:val="ListBullet"/>
       </w:pPr>
       <w:r>
-        <w:t>Стандартные блоки использовать там, где они покрывают задачу; Zero Block — только для уникальной композиции и без критической логики.</w:t>
+        <w:t>Стандартные блоки использовать там, где они покрывают задачу; Zero Block - только для уникальной композиции и без критической логики.</w:t>
       </w:r>
     </w:p>
     <w:p>
@@ -6416,7 +6416,7 @@
         <w:pStyle w:val="ListBullet"/>
       </w:pPr>
       <w:r>
-        <w:t>Не подключать тяжёлые библиотеки ради единичного эффекта; суммарный JS третьих сторон согласовывается.</w:t>
+        <w:t>Не подключать тяжелые библиотеки ради единичного эффекта; суммарный JS третьих сторон согласовывается.</w:t>
       </w:r>
     </w:p>
     <w:p>
@@ -6448,7 +6448,7 @@
         <w:pStyle w:val="ListBullet"/>
       </w:pPr>
       <w:r>
-        <w:t>Сохранить резервную копию проекта Tilda перед заменой действующего сайта; домен переключать после контрольной приёмки.</w:t>
+        <w:t>Сохранить резервную копию проекта Tilda перед заменой действующего сайта; домен переключать после контрольной приемки.</w:t>
       </w:r>
     </w:p>
     <w:p>
@@ -6456,7 +6456,7 @@
         <w:pStyle w:val="Heading1"/>
       </w:pPr>
       <w:r>
-        <w:t>12. Критерии приёмки</w:t>
+        <w:t>12. Критерии приемки</w:t>
       </w:r>
     </w:p>
     <w:p>
@@ -6480,7 +6480,7 @@
         <w:pStyle w:val="ListBullet"/>
       </w:pPr>
       <w:r>
-        <w:t>Формы доставляют тестовые заявки на утверждённый адрес и сохраняют источник.</w:t>
+        <w:t>Формы доставляют тестовые заявки на утвержденный адрес и сохраняют источник.</w:t>
       </w:r>
     </w:p>
     <w:p>
@@ -6496,7 +6496,7 @@
         <w:pStyle w:val="ListBullet"/>
       </w:pPr>
       <w:r>
-        <w:t>Нет горизонтального скролла, обрезанных заголовков и неработающих ссылок на 360–1440 px.</w:t>
+        <w:t>Нет горизонтального скролла, обрезанных заголовков и неработающих ссылок на 360-1440 px.</w:t>
       </w:r>
     </w:p>
     <w:p>
@@ -6528,12 +6528,12 @@
         <w:pStyle w:val="Heading1"/>
       </w:pPr>
       <w:r>
-        <w:t>13. Вне объёма</w:t>
+        <w:t>13. Вне объема</w:t>
       </w:r>
     </w:p>
     <w:p>
       <w:r>
-        <w:t>Фотосъёмка, видеосъёмка, создание логотипа, регулярное SEO/ведение рекламы, платные сервисы, CRM, телефония, юридическая экспертиза и новые функции сверх согласованной структуры выполняются отдельно.</w:t>
+        <w:t>Фотосъемка, видеосъемка, создание логотипа, регулярное SEO/ведение рекламы, платные сервисы, CRM, телефония, юридическая экспертиза и новые функции сверх согласованной структуры выполняются отдельно.</w:t>
       </w:r>
     </w:p>
     <w:p>
@@ -6573,7 +6573,7 @@
         <w:pStyle w:val="ListBullet"/>
       </w:pPr>
       <w:r>
-        <w:t>Действующий сайт проекта — для контент-аудита; спорные сведения не переносятся без подтверждения.</w:t>
+        <w:t>Действующий сайт проекта - для контент-аудита; спорные сведения не переносятся без подтверждения.</w:t>
       </w:r>
     </w:p>
     <w:p>
